--- a/docs/SIMF-BRD-001-Business-Requirements-Document-EN-v2.1.docx
+++ b/docs/SIMF-BRD-001-Business-Requirements-Document-EN-v2.1.docx
@@ -4469,7 +4469,7 @@
         <w:rPr>
           <w:sz w:val="20"/>
         </w:rPr>
-        <w:t>On that dynamic base the platform covers the full event lifecycle: registration, security vetting and approval, badge issue and access control, the programme, sessions and bookings, sessions and engagement, networking between attendees, the exhibition and sponsors, media, news and archive, notifications, and statistics. It runs on-premises as a single tenant.</w:t>
+        <w:t>On that dynamic base the platform covers the full event lifecycle: registration, security vetting and approval, badge issue and access control, the programme, sessions and bookings, engagement, networking between attendees, the exhibition and sponsors, media, news and archive, notifications, and statistics. It runs on-premises as a single tenant.</w:t>
       </w:r>
     </w:p>
     <w:p>
@@ -5488,7 +5488,7 @@
         <w:rPr>
           <w:sz w:val="20"/>
         </w:rPr>
-        <w:t>This section is the contract the system is built and accepted against. It carries 132 numbered requirements: 14 business rules, 90 user requirements, 16 operational requirements and 12 non-functional requirements. Every identifier is stable, and the Solution Design Document traces each one to the module that implements it and to its verification method. Four requirements are withdrawn: BR-08, FR-706, FR-707 and FR-807. Their rows are retained so that no identifier is ever reused and the traceability stays complete.</w:t>
+        <w:t>This section is the contract the system is built and accepted against. It carries 132 numbered requirements: 14 business rules, 90 user requirements, 16 operational requirements and 12 non-functional requirements. Every identifier is stable, and the Solution Design Document traces each one to the module that implements it and to its verification method. Six requirements are withdrawn: BR-08, BR-10, FR-702, FR-706, FR-707 and FR-807. Their rows are retained so that no identifier is ever reused and the traceability stays complete.</w:t>
       </w:r>
     </w:p>
     <w:p>
@@ -11607,7 +11607,7 @@
               <w:rPr>
                 <w:sz w:val="18"/>
               </w:rPr>
-              <w:t>Performance. The system shall sustain the event-day peak load, about 30,000 concurrent attendees at peak, roughly 50,000 registered at a 0.6 peak factor. The system shall pass a realistic load test against that peak before launch.</w:t>
+              <w:t>Performance. The system shall sustain the event-day peak load, about 3,000 concurrent users at peak, from about 5,000 platform users a day at a 0.6 peak factor. The system shall pass a realistic load test against that peak before launch.</w:t>
             </w:r>
           </w:p>
         </w:tc>
